--- a/skills/legal-os-correspondence/assets/templates/回复函_标准模板.docx
+++ b/skills/legal-os-correspondence/assets/templates/回复函_标准模板.docx
@@ -29,7 +29,7 @@
           <w:color w:val="000000"/>
           <w:sz w:val="24"/>
         </w:rPr>
-        <w:t>编号：【________】</w:t>
+        <w:t>编号：〔如有请填写：经核验的编号；无则删除本行〕</w:t>
       </w:r>
     </w:p>
     <w:tbl>
@@ -132,7 +132,7 @@
                 <w:color w:val="000000"/>
                 <w:sz w:val="25"/>
               </w:rPr>
-              <w:t>回复方</w:t>
+              <w:t>发函方</w:t>
             </w:r>
           </w:p>
         </w:tc>
@@ -158,7 +158,7 @@
                 <w:color w:val="000000"/>
                 <w:sz w:val="25"/>
               </w:rPr>
-              <w:t>【回复方名称】</w:t>
+              <w:t>〔必填：发函方或机构完整名称〕</w:t>
             </w:r>
           </w:p>
         </w:tc>
@@ -212,61 +212,7 @@
                 <w:color w:val="000000"/>
                 <w:sz w:val="25"/>
               </w:rPr>
-              <w:t>【收函方名称及联系人】</w:t>
-            </w:r>
-          </w:p>
-        </w:tc>
-      </w:tr>
-      <w:tr>
-        <w:tc>
-          <w:tcPr>
-            <w:tcW w:type="dxa" w:w="2268"/>
-            <w:vAlign w:val="center"/>
-            <w:tcMar>
-              <w:top w:w="80" w:type="dxa"/>
-              <w:start w:w="120" w:type="dxa"/>
-              <w:bottom w:w="80" w:type="dxa"/>
-              <w:end w:w="120" w:type="dxa"/>
-            </w:tcMar>
-          </w:tcPr>
-          <w:p>
-            <w:pPr>
-              <w:jc w:val="left"/>
-            </w:pPr>
-            <w:r>
-              <w:rPr>
-                <w:rFonts w:ascii="Times New Roman" w:hAnsi="Times New Roman" w:eastAsia="仿宋_GB2312"/>
-                <w:b w:val="0"/>
-                <w:color w:val="000000"/>
-                <w:sz w:val="25"/>
-              </w:rPr>
-              <w:t>回复对象</w:t>
-            </w:r>
-          </w:p>
-        </w:tc>
-        <w:tc>
-          <w:tcPr>
-            <w:tcW w:type="dxa" w:w="6634"/>
-            <w:vAlign w:val="center"/>
-            <w:tcMar>
-              <w:top w:w="80" w:type="dxa"/>
-              <w:start w:w="120" w:type="dxa"/>
-              <w:bottom w:w="80" w:type="dxa"/>
-              <w:end w:w="120" w:type="dxa"/>
-            </w:tcMar>
-          </w:tcPr>
-          <w:p>
-            <w:pPr>
-              <w:jc w:val="left"/>
-            </w:pPr>
-            <w:r>
-              <w:rPr>
-                <w:rFonts w:ascii="Times New Roman" w:hAnsi="Times New Roman" w:eastAsia="仿宋_GB2312"/>
-                <w:b w:val="0"/>
-                <w:color w:val="000000"/>
-                <w:sz w:val="25"/>
-              </w:rPr>
-              <w:t>【来函标题、日期、编号】</w:t>
+              <w:t>〔必填：收函方完整名称及必要的联系人或地址〕</w:t>
             </w:r>
           </w:p>
         </w:tc>
@@ -320,7 +266,61 @@
                 <w:color w:val="000000"/>
                 <w:sz w:val="25"/>
               </w:rPr>
-              <w:t>【合同/项目/争议名称】</w:t>
+              <w:t>〔必填：本函对应的合同、项目或争议事项〕</w:t>
+            </w:r>
+          </w:p>
+        </w:tc>
+      </w:tr>
+      <w:tr>
+        <w:tc>
+          <w:tcPr>
+            <w:tcW w:type="dxa" w:w="2268"/>
+            <w:vAlign w:val="center"/>
+            <w:tcMar>
+              <w:top w:w="80" w:type="dxa"/>
+              <w:start w:w="120" w:type="dxa"/>
+              <w:bottom w:w="80" w:type="dxa"/>
+              <w:end w:w="120" w:type="dxa"/>
+            </w:tcMar>
+          </w:tcPr>
+          <w:p>
+            <w:pPr>
+              <w:jc w:val="left"/>
+            </w:pPr>
+            <w:r>
+              <w:rPr>
+                <w:rFonts w:ascii="Times New Roman" w:hAnsi="Times New Roman" w:eastAsia="仿宋_GB2312"/>
+                <w:b w:val="0"/>
+                <w:color w:val="000000"/>
+                <w:sz w:val="25"/>
+              </w:rPr>
+              <w:t>送达方式</w:t>
+            </w:r>
+          </w:p>
+        </w:tc>
+        <w:tc>
+          <w:tcPr>
+            <w:tcW w:type="dxa" w:w="6634"/>
+            <w:vAlign w:val="center"/>
+            <w:tcMar>
+              <w:top w:w="80" w:type="dxa"/>
+              <w:start w:w="120" w:type="dxa"/>
+              <w:bottom w:w="80" w:type="dxa"/>
+              <w:end w:w="120" w:type="dxa"/>
+            </w:tcMar>
+          </w:tcPr>
+          <w:p>
+            <w:pPr>
+              <w:jc w:val="left"/>
+            </w:pPr>
+            <w:r>
+              <w:rPr>
+                <w:rFonts w:ascii="Times New Roman" w:hAnsi="Times New Roman" w:eastAsia="仿宋_GB2312"/>
+                <w:b w:val="0"/>
+                <w:color w:val="000000"/>
+                <w:sz w:val="25"/>
+              </w:rPr>
+              <w:t>〔必填：已核验的送达方式及地址、邮箱或联系人〕</w:t>
             </w:r>
           </w:p>
         </w:tc>
@@ -342,7 +342,7 @@
           <w:color w:val="000000"/>
           <w:sz w:val="28"/>
         </w:rPr>
-        <w:t>致：【收函方/主管机关/相关单位】：</w:t>
+        <w:t>致：〔必填：收函方完整名称及必要的联系人或地址〕：</w:t>
       </w:r>
     </w:p>
     <w:p>
@@ -371,7 +371,7 @@
           <w:color w:val="000000"/>
           <w:sz w:val="28"/>
         </w:rPr>
-        <w:t>我方于【日期】收到贵方【来函/通知/要求】。为避免歧义，现就【事项】作如下回复。</w:t>
+        <w:t>〔填写：实际收到的来函、通知或要求的标题、日期、编号，并说明当前回复事项。〕</w:t>
       </w:r>
     </w:p>
     <w:p>
@@ -400,7 +400,7 @@
           <w:color w:val="000000"/>
           <w:sz w:val="28"/>
         </w:rPr>
-        <w:t>基于【合同、会议纪要、交付记录、付款记录等材料】，目前可确认的事实为：【事实】；仍待核验事项为：【待核事项】。</w:t>
+        <w:t>〔填写：基于当前材料可以确认、且为完成本次回复所必要的事实与依据；仅在必须说明时列明尚未确认事项及其范围。〕</w:t>
       </w:r>
     </w:p>
     <w:p>
@@ -429,7 +429,7 @@
           <w:color w:val="000000"/>
           <w:sz w:val="28"/>
         </w:rPr>
-        <w:t>针对贵方提出的【事项】，我方回复如下：【逐项回应、条件、期限或补充材料要求】。</w:t>
+        <w:t>〔填写：针对来函或请求中已提出事项逐项回应；仅写当前需要作出的条件、期限或补充材料要求。〕</w:t>
       </w:r>
     </w:p>
     <w:p>
@@ -489,7 +489,7 @@
           <w:color w:val="000000"/>
           <w:sz w:val="28"/>
         </w:rPr>
-        <w:t>【发函方/机构】</w:t>
+        <w:t>〔必填：发函方或机构完整名称〕</w:t>
       </w:r>
     </w:p>
     <w:p>
@@ -504,7 +504,7 @@
           <w:color w:val="000000"/>
           <w:sz w:val="28"/>
         </w:rPr>
-        <w:t>【日期：____年__月__日】</w:t>
+        <w:t>〔必填：年/月/日〕</w:t>
       </w:r>
     </w:p>
     <w:p>
@@ -518,21 +518,7 @@
           <w:color w:val="000000"/>
           <w:sz w:val="25"/>
         </w:rPr>
-        <w:t>附件：【如有，请逐项列明】</w:t>
-      </w:r>
-    </w:p>
-    <w:p>
-      <w:pPr>
-        <w:pStyle w:val="TemplateNote"/>
-        <w:spacing w:before="240" w:line="320" w:lineRule="exact"/>
-      </w:pPr>
-      <w:r>
-        <w:rPr>
-          <w:rFonts w:ascii="Times New Roman" w:hAnsi="Times New Roman" w:eastAsia="仿宋_GB2312"/>
-          <w:color w:val="5A5A5A"/>
-          <w:sz w:val="20"/>
-        </w:rPr>
-        <w:t>【模板控制提示：外发前删除本提示，并完成事实、证据、法律依据、期限、附件、收件信息及外发权限检查。模板本身不构成已授权发送。】</w:t>
+        <w:t>附件：〔如有请填写附件名称及数量；无则删除本行〕</w:t>
       </w:r>
     </w:p>
     <w:sectPr>
